--- a/src/documentos_contratuais/templates/contrato.docx
+++ b/src/documentos_contratuais/templates/contrato.docx
@@ -55,7 +55,7 @@
         <w:t xml:space="preserve">CONTRATANTE </w:t>
       </w:r>
       <w:r>
-        <w:t>e neste ato representada na forma de seus atos constitutivos, por seu representante legal {{ rep.nome }}, {{ rep.estado_civil }}, {{ rep.nacionalidade }}, {{ rep.profissao }}, portador do Documento de Identidade RG nº. {{ rep.rg }}, inscrito no CPF sob o nº {{ rep.cpf }}, residente e domiciliado em {{ rep.endereco }}.</w:t>
+        <w:t>e neste ato representada na forma de seus atos constitutivos, por seu representante legal {{ rep.nome }}, {{ rep.estado_civil }}, {{ rep.nacionalidade }}, {{ rep.profissao }}, portador do Documento de Identidade RG nº. {{ rep.rg_numero }}, órgão emissor {{ rep.rg_orgao_emissor }}, inscrito no CPF sob o nº {{ rep.cpf }}, residente e domiciliado em {{ rep.endereco }}.</w:t>
       </w:r>
     </w:p>
     <w:p>

--- a/src/documentos_contratuais/templates/contrato.docx
+++ b/src/documentos_contratuais/templates/contrato.docx
@@ -1550,261 +1550,439 @@
       </w:r>
     </w:p>
     <w:p/>
-    <w:p>
-      <w:pPr>
-        <w:tabs>
-          <w:tab w:pos="5000" w:val="left"/>
-        </w:tabs>
-      </w:pPr>
-      <w:r>
-        <w:t>______________________________</w:t>
-      </w:r>
-      <w:r>
-        <w:tab/>
-      </w:r>
-      <w:r>
-        <w:t>______________________________</w:t>
-      </w:r>
-    </w:p>
-    <w:p>
-      <w:pPr>
-        <w:tabs>
-          <w:tab w:pos="5000" w:val="left"/>
-        </w:tabs>
-      </w:pPr>
-      <w:r>
-        <w:t>INSPER JR</w:t>
-      </w:r>
-      <w:r>
-        <w:tab/>
-      </w:r>
-      <w:r>
-        <w:t>{{ contratante.razao_social }}</w:t>
-      </w:r>
-    </w:p>
-    <w:p>
-      <w:pPr>
-        <w:tabs>
-          <w:tab w:pos="5000" w:val="left"/>
-        </w:tabs>
-      </w:pPr>
-      <w:r>
-        <w:t>DIRETOR PRESIDENTE</w:t>
-      </w:r>
-      <w:r>
-        <w:tab/>
-      </w:r>
-      <w:r>
-        <w:t>{{ rep.cargo }}</w:t>
-      </w:r>
-    </w:p>
-    <w:p>
-      <w:pPr>
-        <w:tabs>
-          <w:tab w:pos="5000" w:val="left"/>
-        </w:tabs>
-      </w:pPr>
-      <w:r>
-        <w:t>{{ presidente.nome }}</w:t>
-      </w:r>
-      <w:r>
-        <w:tab/>
-      </w:r>
-      <w:r>
-        <w:t>{{ rep.nome }}</w:t>
-      </w:r>
-    </w:p>
-    <w:p>
-      <w:pPr>
-        <w:tabs>
-          <w:tab w:pos="5000" w:val="left"/>
-        </w:tabs>
-      </w:pPr>
-      <w:r>
-        <w:t>CPF: {{ presidente.cpf }}</w:t>
-      </w:r>
-      <w:r>
-        <w:tab/>
-      </w:r>
-      <w:r>
-        <w:t>CPF: {{ rep.cpf }}</w:t>
-      </w:r>
-    </w:p>
+    <w:tbl>
+      <w:tblPr>
+        <w:tblW w:w="9025" w:type="dxa"/>
+        <w:tblBorders>
+          <w:top w:val="none" w:sz="0" w:space="0" w:color="auto"/>
+          <w:left w:val="none" w:sz="0" w:space="0" w:color="auto"/>
+          <w:bottom w:val="none" w:sz="0" w:space="0" w:color="auto"/>
+          <w:right w:val="none" w:sz="0" w:space="0" w:color="auto"/>
+          <w:insideH w:val="none" w:sz="0" w:space="0" w:color="auto"/>
+          <w:insideV w:val="none" w:sz="0" w:space="0" w:color="auto"/>
+        </w:tblBorders>
+        <w:tblCellMar>
+          <w:top w:w="0" w:type="dxa"/>
+          <w:left w:w="0" w:type="dxa"/>
+          <w:bottom w:w="0" w:type="dxa"/>
+          <w:right w:w="0" w:type="dxa"/>
+        </w:tblCellMar>
+        <w:tblLayout w:type="fixed"/>
+      </w:tblPr>
+      <w:tblGrid>
+        <w:gridCol w:w="5000"/>
+        <w:gridCol w:w="4025"/>
+      </w:tblGrid>
+      <w:tr>
+        <w:trPr>
+          <w:cantSplit/>
+        </w:trPr>
+        <w:tc>
+          <w:tcPr>
+            <w:tcW w:w="5000" w:type="dxa"/>
+          </w:tcPr>
+          <w:p>
+            <w:r>
+              <w:t xml:space="preserve">______________________________</w:t>
+            </w:r>
+          </w:p>
+        </w:tc>
+        <w:tc>
+          <w:tcPr>
+            <w:tcW w:w="4025" w:type="dxa"/>
+          </w:tcPr>
+          <w:p>
+            <w:r>
+              <w:t xml:space="preserve">______________________________</w:t>
+            </w:r>
+          </w:p>
+        </w:tc>
+      </w:tr>
+      <w:tr>
+        <w:trPr>
+          <w:cantSplit/>
+        </w:trPr>
+        <w:tc>
+          <w:tcPr>
+            <w:tcW w:w="5000" w:type="dxa"/>
+          </w:tcPr>
+          <w:p>
+            <w:r>
+              <w:t xml:space="preserve">INSPER JR</w:t>
+            </w:r>
+          </w:p>
+        </w:tc>
+        <w:tc>
+          <w:tcPr>
+            <w:tcW w:w="4025" w:type="dxa"/>
+          </w:tcPr>
+          <w:p>
+            <w:r>
+              <w:t xml:space="preserve">{{ contratante.razao_social }}</w:t>
+            </w:r>
+          </w:p>
+        </w:tc>
+      </w:tr>
+      <w:tr>
+        <w:trPr>
+          <w:cantSplit/>
+        </w:trPr>
+        <w:tc>
+          <w:tcPr>
+            <w:tcW w:w="5000" w:type="dxa"/>
+          </w:tcPr>
+          <w:p>
+            <w:r>
+              <w:t xml:space="preserve">DIRETOR PRESIDENTE</w:t>
+            </w:r>
+          </w:p>
+        </w:tc>
+        <w:tc>
+          <w:tcPr>
+            <w:tcW w:w="4025" w:type="dxa"/>
+          </w:tcPr>
+          <w:p>
+            <w:r>
+              <w:t xml:space="preserve">{{ rep.cargo }}</w:t>
+            </w:r>
+          </w:p>
+        </w:tc>
+      </w:tr>
+      <w:tr>
+        <w:trPr>
+          <w:cantSplit/>
+        </w:trPr>
+        <w:tc>
+          <w:tcPr>
+            <w:tcW w:w="5000" w:type="dxa"/>
+          </w:tcPr>
+          <w:p>
+            <w:r>
+              <w:t xml:space="preserve">{{ presidente.nome }}</w:t>
+            </w:r>
+          </w:p>
+        </w:tc>
+        <w:tc>
+          <w:tcPr>
+            <w:tcW w:w="4025" w:type="dxa"/>
+          </w:tcPr>
+          <w:p>
+            <w:r>
+              <w:t xml:space="preserve">{{ rep.nome }}</w:t>
+            </w:r>
+          </w:p>
+        </w:tc>
+      </w:tr>
+      <w:tr>
+        <w:trPr>
+          <w:cantSplit/>
+        </w:trPr>
+        <w:tc>
+          <w:tcPr>
+            <w:tcW w:w="5000" w:type="dxa"/>
+          </w:tcPr>
+          <w:p>
+            <w:r>
+              <w:t xml:space="preserve">CPF: {{ presidente.cpf }}</w:t>
+            </w:r>
+          </w:p>
+        </w:tc>
+        <w:tc>
+          <w:tcPr>
+            <w:tcW w:w="4025" w:type="dxa"/>
+          </w:tcPr>
+          <w:p>
+            <w:r>
+              <w:t xml:space="preserve">CPF: {{ rep.cpf }}</w:t>
+            </w:r>
+          </w:p>
+        </w:tc>
+      </w:tr>
+    </w:tbl>
     <w:p/>
-    <w:p>
-      <w:pPr>
-        <w:tabs>
-          <w:tab w:pos="5000" w:val="left"/>
-        </w:tabs>
-      </w:pPr>
-      <w:r>
-        <w:t>______________________________</w:t>
-      </w:r>
-      <w:r>
-        <w:tab/>
-      </w:r>
-      <w:r>
-        <w:t>______________________________</w:t>
-      </w:r>
-    </w:p>
-    <w:p>
-      <w:pPr>
-        <w:tabs>
-          <w:tab w:pos="5000" w:val="left"/>
-        </w:tabs>
-      </w:pPr>
-      <w:r>
-        <w:t>TESTEMUNHA</w:t>
-      </w:r>
-      <w:r>
-        <w:tab/>
-      </w:r>
-      <w:r>
-        <w:t>TESTEMUNHA</w:t>
-      </w:r>
-    </w:p>
-    <w:p>
-      <w:pPr>
-        <w:tabs>
-          <w:tab w:pos="5000" w:val="left"/>
-        </w:tabs>
-      </w:pPr>
-      <w:r>
-        <w:rPr>
-          <w:i/>
-        </w:rPr>
-        <w:t>{{ jr_testemunha.nome }}</w:t>
-      </w:r>
-      <w:r>
-        <w:rPr>
-          <w:i/>
-        </w:rPr>
-        <w:tab/>
-      </w:r>
-      <w:r>
-        <w:rPr>
-          <w:i/>
-        </w:rPr>
-        <w:t>{{ ct_testemunha.nome if ct_testemunha else '' }}</w:t>
-      </w:r>
-    </w:p>
-    <w:p>
-      <w:pPr>
-        <w:tabs>
-          <w:tab w:pos="5000" w:val="left"/>
-        </w:tabs>
-      </w:pPr>
-      <w:r>
-        <w:rPr>
-          <w:i/>
-        </w:rPr>
-        <w:t>CPF: {{ jr_testemunha.cpf }}</w:t>
-      </w:r>
-      <w:r>
-        <w:rPr>
-          <w:i/>
-        </w:rPr>
-        <w:tab/>
-      </w:r>
-      <w:r>
-        <w:rPr>
-          <w:i/>
-        </w:rPr>
-        <w:t>CPF: {{ ct_testemunha.cpf if ct_testemunha else '' }}</w:t>
-      </w:r>
-    </w:p>
-    <w:p>
-      <w:r>
-        <w:t>{%p if tem_segunda_testemunha %}</w:t>
-      </w:r>
-    </w:p>
-    <w:p>
-      <w:pPr>
-        <w:tabs>
-          <w:tab w:pos="5000" w:val="left"/>
-        </w:tabs>
-      </w:pPr>
-      <w:r>
-        <w:t>______________________________</w:t>
-      </w:r>
-      <w:r>
-        <w:tab/>
-      </w:r>
-      <w:r>
-        <w:t>______________________________</w:t>
-      </w:r>
-    </w:p>
-    <w:p>
-      <w:pPr>
-        <w:tabs>
-          <w:tab w:pos="5000" w:val="left"/>
-        </w:tabs>
-      </w:pPr>
-      <w:r>
-        <w:t>TESTEMUNHA</w:t>
-      </w:r>
-      <w:r>
-        <w:tab/>
-      </w:r>
-      <w:r>
-        <w:t>TESTEMUNHA</w:t>
-      </w:r>
-    </w:p>
-    <w:p>
-      <w:pPr>
-        <w:tabs>
-          <w:tab w:pos="5000" w:val="left"/>
-        </w:tabs>
-      </w:pPr>
-      <w:r>
-        <w:rPr>
-          <w:i/>
-        </w:rPr>
-        <w:t>{{ jr_testemunha2.nome }}</w:t>
-      </w:r>
-      <w:r>
-        <w:rPr>
-          <w:i/>
-        </w:rPr>
-        <w:tab/>
-      </w:r>
-      <w:r>
-        <w:rPr>
-          <w:i/>
-        </w:rPr>
-        <w:t>{{ ct_testemunha2.nome if ct_testemunha2 else '' }}</w:t>
-      </w:r>
-    </w:p>
-    <w:p>
-      <w:pPr>
-        <w:tabs>
-          <w:tab w:pos="5000" w:val="left"/>
-        </w:tabs>
-      </w:pPr>
-      <w:r>
-        <w:rPr>
-          <w:i/>
-        </w:rPr>
-        <w:t>CPF: {{ jr_testemunha2.cpf }}</w:t>
-      </w:r>
-      <w:r>
-        <w:rPr>
-          <w:i/>
-        </w:rPr>
-        <w:tab/>
-      </w:r>
-      <w:r>
-        <w:rPr>
-          <w:i/>
-        </w:rPr>
-        <w:t>CPF: {{ ct_testemunha2.cpf if ct_testemunha2 else '' }}</w:t>
-      </w:r>
-    </w:p>
-    <w:p>
-      <w:r>
-        <w:t>{%p endif %}</w:t>
-      </w:r>
-    </w:p>
+    <w:tbl>
+      <w:tblPr>
+        <w:tblW w:w="9025" w:type="dxa"/>
+        <w:tblBorders>
+          <w:top w:val="none" w:sz="0" w:space="0" w:color="auto"/>
+          <w:left w:val="none" w:sz="0" w:space="0" w:color="auto"/>
+          <w:bottom w:val="none" w:sz="0" w:space="0" w:color="auto"/>
+          <w:right w:val="none" w:sz="0" w:space="0" w:color="auto"/>
+          <w:insideH w:val="none" w:sz="0" w:space="0" w:color="auto"/>
+          <w:insideV w:val="none" w:sz="0" w:space="0" w:color="auto"/>
+        </w:tblBorders>
+        <w:tblCellMar>
+          <w:top w:w="0" w:type="dxa"/>
+          <w:left w:w="0" w:type="dxa"/>
+          <w:bottom w:w="0" w:type="dxa"/>
+          <w:right w:w="0" w:type="dxa"/>
+        </w:tblCellMar>
+        <w:tblLayout w:type="fixed"/>
+      </w:tblPr>
+      <w:tblGrid>
+        <w:gridCol w:w="5000"/>
+        <w:gridCol w:w="4025"/>
+      </w:tblGrid>
+      <w:tr>
+        <w:trPr>
+          <w:cantSplit/>
+        </w:trPr>
+        <w:tc>
+          <w:tcPr>
+            <w:tcW w:w="5000" w:type="dxa"/>
+          </w:tcPr>
+          <w:p>
+            <w:r>
+              <w:t xml:space="preserve">______________________________</w:t>
+            </w:r>
+          </w:p>
+        </w:tc>
+        <w:tc>
+          <w:tcPr>
+            <w:tcW w:w="4025" w:type="dxa"/>
+          </w:tcPr>
+          <w:p>
+            <w:r>
+              <w:t xml:space="preserve">______________________________</w:t>
+            </w:r>
+          </w:p>
+        </w:tc>
+      </w:tr>
+      <w:tr>
+        <w:trPr>
+          <w:cantSplit/>
+        </w:trPr>
+        <w:tc>
+          <w:tcPr>
+            <w:tcW w:w="5000" w:type="dxa"/>
+          </w:tcPr>
+          <w:p>
+            <w:r>
+              <w:t xml:space="preserve">TESTEMUNHA</w:t>
+            </w:r>
+          </w:p>
+        </w:tc>
+        <w:tc>
+          <w:tcPr>
+            <w:tcW w:w="4025" w:type="dxa"/>
+          </w:tcPr>
+          <w:p>
+            <w:r>
+              <w:t xml:space="preserve">TESTEMUNHA</w:t>
+            </w:r>
+          </w:p>
+        </w:tc>
+      </w:tr>
+      <w:tr>
+        <w:trPr>
+          <w:cantSplit/>
+        </w:trPr>
+        <w:tc>
+          <w:tcPr>
+            <w:tcW w:w="5000" w:type="dxa"/>
+          </w:tcPr>
+          <w:p>
+            <w:r>
+              <w:rPr>
+                <w:i/>
+              </w:rPr>
+              <w:t xml:space="preserve">{{ jr_testemunha.nome }}</w:t>
+            </w:r>
+          </w:p>
+        </w:tc>
+        <w:tc>
+          <w:tcPr>
+            <w:tcW w:w="4025" w:type="dxa"/>
+          </w:tcPr>
+          <w:p>
+            <w:r>
+              <w:rPr>
+                <w:i/>
+              </w:rPr>
+              <w:t xml:space="preserve">{{ ct_testemunha.nome if ct_testemunha else '' }}</w:t>
+            </w:r>
+          </w:p>
+        </w:tc>
+      </w:tr>
+      <w:tr>
+        <w:trPr>
+          <w:cantSplit/>
+        </w:trPr>
+        <w:tc>
+          <w:tcPr>
+            <w:tcW w:w="5000" w:type="dxa"/>
+          </w:tcPr>
+          <w:p>
+            <w:r>
+              <w:rPr>
+                <w:i/>
+              </w:rPr>
+              <w:t xml:space="preserve">CPF: {{ jr_testemunha.cpf }}</w:t>
+            </w:r>
+          </w:p>
+        </w:tc>
+        <w:tc>
+          <w:tcPr>
+            <w:tcW w:w="4025" w:type="dxa"/>
+          </w:tcPr>
+          <w:p>
+            <w:r>
+              <w:rPr>
+                <w:i/>
+              </w:rPr>
+              <w:t xml:space="preserve">CPF: {{ ct_testemunha.cpf if ct_testemunha else '' }}</w:t>
+            </w:r>
+          </w:p>
+        </w:tc>
+      </w:tr>
+    </w:tbl>
+    <w:p/>
+    <w:tbl>
+      <w:tblPr>
+        <w:tblW w:w="9025" w:type="dxa"/>
+        <w:tblBorders>
+          <w:top w:val="none" w:sz="0" w:space="0" w:color="auto"/>
+          <w:left w:val="none" w:sz="0" w:space="0" w:color="auto"/>
+          <w:bottom w:val="none" w:sz="0" w:space="0" w:color="auto"/>
+          <w:right w:val="none" w:sz="0" w:space="0" w:color="auto"/>
+          <w:insideH w:val="none" w:sz="0" w:space="0" w:color="auto"/>
+          <w:insideV w:val="none" w:sz="0" w:space="0" w:color="auto"/>
+        </w:tblBorders>
+        <w:tblCellMar>
+          <w:top w:w="0" w:type="dxa"/>
+          <w:left w:w="0" w:type="dxa"/>
+          <w:bottom w:w="0" w:type="dxa"/>
+          <w:right w:w="0" w:type="dxa"/>
+        </w:tblCellMar>
+        <w:tblLayout w:type="fixed"/>
+      </w:tblPr>
+      <w:tblGrid>
+        <w:gridCol w:w="5000"/>
+        <w:gridCol w:w="4025"/>
+      </w:tblGrid>
+      <w:tr>
+        <w:trPr>
+          <w:cantSplit/>
+        </w:trPr>
+        <w:tc>
+          <w:tcPr>
+            <w:tcW w:w="5000" w:type="dxa"/>
+          </w:tcPr>
+          <w:p>
+            <w:r>
+              <w:t xml:space="preserve">______________________________</w:t>
+            </w:r>
+          </w:p>
+          <w:p>
+            <w:r>
+              <w:t>{%tr if tem_segunda_testemunha %}</w:t>
+            </w:r>
+          </w:p>
+        </w:tc>
+        <w:tc>
+          <w:tcPr>
+            <w:tcW w:w="4025" w:type="dxa"/>
+          </w:tcPr>
+          <w:p>
+            <w:r>
+              <w:t xml:space="preserve">______________________________</w:t>
+            </w:r>
+          </w:p>
+        </w:tc>
+      </w:tr>
+      <w:tr>
+        <w:trPr>
+          <w:cantSplit/>
+        </w:trPr>
+        <w:tc>
+          <w:tcPr>
+            <w:tcW w:w="5000" w:type="dxa"/>
+          </w:tcPr>
+          <w:p>
+            <w:r>
+              <w:t xml:space="preserve">TESTEMUNHA</w:t>
+            </w:r>
+          </w:p>
+        </w:tc>
+        <w:tc>
+          <w:tcPr>
+            <w:tcW w:w="4025" w:type="dxa"/>
+          </w:tcPr>
+          <w:p>
+            <w:r>
+              <w:t xml:space="preserve">TESTEMUNHA</w:t>
+            </w:r>
+          </w:p>
+        </w:tc>
+      </w:tr>
+      <w:tr>
+        <w:trPr>
+          <w:cantSplit/>
+        </w:trPr>
+        <w:tc>
+          <w:tcPr>
+            <w:tcW w:w="5000" w:type="dxa"/>
+          </w:tcPr>
+          <w:p>
+            <w:r>
+              <w:rPr>
+                <w:i/>
+              </w:rPr>
+              <w:t xml:space="preserve">{{ jr_testemunha2.nome }}</w:t>
+            </w:r>
+          </w:p>
+        </w:tc>
+        <w:tc>
+          <w:tcPr>
+            <w:tcW w:w="4025" w:type="dxa"/>
+          </w:tcPr>
+          <w:p>
+            <w:r>
+              <w:rPr>
+                <w:i/>
+              </w:rPr>
+              <w:t xml:space="preserve">{{ ct_testemunha2.nome if ct_testemunha2 else '' }}</w:t>
+            </w:r>
+          </w:p>
+        </w:tc>
+      </w:tr>
+      <w:tr>
+        <w:trPr>
+          <w:cantSplit/>
+        </w:trPr>
+        <w:tc>
+          <w:tcPr>
+            <w:tcW w:w="5000" w:type="dxa"/>
+          </w:tcPr>
+          <w:p>
+            <w:r>
+              <w:rPr>
+                <w:i/>
+              </w:rPr>
+              <w:t xml:space="preserve">CPF: {{ jr_testemunha2.cpf }}</w:t>
+            </w:r>
+          </w:p>
+        </w:tc>
+        <w:tc>
+          <w:tcPr>
+            <w:tcW w:w="4025" w:type="dxa"/>
+          </w:tcPr>
+          <w:p>
+            <w:r>
+              <w:rPr>
+                <w:i/>
+              </w:rPr>
+              <w:t xml:space="preserve">CPF: {{ ct_testemunha2.cpf if ct_testemunha2 else '' }}</w:t>
+            </w:r>
+          </w:p>
+          <w:p>
+            <w:r>
+              <w:t>{%tr endif %}</w:t>
+            </w:r>
+          </w:p>
+        </w:tc>
+      </w:tr>
+    </w:tbl>
     <w:sectPr>
       <w:headerReference w:type="even" r:id="rId7"/>
       <w:headerReference w:type="default" r:id="rId8"/>

--- a/src/documentos_contratuais/templates/contrato.docx
+++ b/src/documentos_contratuais/templates/contrato.docx
@@ -1563,9 +1563,9 @@
         </w:tblBorders>
         <w:tblCellMar>
           <w:top w:w="0" w:type="dxa"/>
-          <w:left w:w="0" w:type="dxa"/>
+          <w:left w:w="108" w:type="dxa"/>
           <w:bottom w:w="0" w:type="dxa"/>
-          <w:right w:w="0" w:type="dxa"/>
+          <w:right w:w="108" w:type="dxa"/>
         </w:tblCellMar>
         <w:tblLayout w:type="fixed"/>
       </w:tblPr>
@@ -1713,9 +1713,9 @@
         </w:tblBorders>
         <w:tblCellMar>
           <w:top w:w="0" w:type="dxa"/>
-          <w:left w:w="0" w:type="dxa"/>
+          <w:left w:w="108" w:type="dxa"/>
           <w:bottom w:w="0" w:type="dxa"/>
-          <w:right w:w="0" w:type="dxa"/>
+          <w:right w:w="108" w:type="dxa"/>
         </w:tblCellMar>
         <w:tblLayout w:type="fixed"/>
       </w:tblPr>
@@ -1850,9 +1850,9 @@
         </w:tblBorders>
         <w:tblCellMar>
           <w:top w:w="0" w:type="dxa"/>
-          <w:left w:w="0" w:type="dxa"/>
+          <w:left w:w="108" w:type="dxa"/>
           <w:bottom w:w="0" w:type="dxa"/>
-          <w:right w:w="0" w:type="dxa"/>
+          <w:right w:w="108" w:type="dxa"/>
         </w:tblCellMar>
         <w:tblLayout w:type="fixed"/>
       </w:tblPr>

--- a/src/documentos_contratuais/templates/contrato.docx
+++ b/src/documentos_contratuais/templates/contrato.docx
@@ -1582,6 +1582,9 @@
             <w:tcW w:w="5000" w:type="dxa"/>
           </w:tcPr>
           <w:p>
+            <w:pPr>
+              <w:jc w:val="left"/>
+            </w:pPr>
             <w:r>
               <w:t xml:space="preserve">______________________________</w:t>
             </w:r>
@@ -1592,6 +1595,9 @@
             <w:tcW w:w="4025" w:type="dxa"/>
           </w:tcPr>
           <w:p>
+            <w:pPr>
+              <w:jc w:val="left"/>
+            </w:pPr>
             <w:r>
               <w:t xml:space="preserve">______________________________</w:t>
             </w:r>
@@ -1607,6 +1613,9 @@
             <w:tcW w:w="5000" w:type="dxa"/>
           </w:tcPr>
           <w:p>
+            <w:pPr>
+              <w:jc w:val="left"/>
+            </w:pPr>
             <w:r>
               <w:t xml:space="preserve">INSPER JR</w:t>
             </w:r>
@@ -1617,6 +1626,9 @@
             <w:tcW w:w="4025" w:type="dxa"/>
           </w:tcPr>
           <w:p>
+            <w:pPr>
+              <w:jc w:val="left"/>
+            </w:pPr>
             <w:r>
               <w:t xml:space="preserve">{{ contratante.razao_social }}</w:t>
             </w:r>
@@ -1632,6 +1644,9 @@
             <w:tcW w:w="5000" w:type="dxa"/>
           </w:tcPr>
           <w:p>
+            <w:pPr>
+              <w:jc w:val="left"/>
+            </w:pPr>
             <w:r>
               <w:t xml:space="preserve">DIRETOR PRESIDENTE</w:t>
             </w:r>
@@ -1642,6 +1657,9 @@
             <w:tcW w:w="4025" w:type="dxa"/>
           </w:tcPr>
           <w:p>
+            <w:pPr>
+              <w:jc w:val="left"/>
+            </w:pPr>
             <w:r>
               <w:t xml:space="preserve">{{ rep.cargo }}</w:t>
             </w:r>
@@ -1657,6 +1675,9 @@
             <w:tcW w:w="5000" w:type="dxa"/>
           </w:tcPr>
           <w:p>
+            <w:pPr>
+              <w:jc w:val="left"/>
+            </w:pPr>
             <w:r>
               <w:t xml:space="preserve">{{ presidente.nome }}</w:t>
             </w:r>
@@ -1667,6 +1688,9 @@
             <w:tcW w:w="4025" w:type="dxa"/>
           </w:tcPr>
           <w:p>
+            <w:pPr>
+              <w:jc w:val="left"/>
+            </w:pPr>
             <w:r>
               <w:t xml:space="preserve">{{ rep.nome }}</w:t>
             </w:r>
@@ -1682,6 +1706,9 @@
             <w:tcW w:w="5000" w:type="dxa"/>
           </w:tcPr>
           <w:p>
+            <w:pPr>
+              <w:jc w:val="left"/>
+            </w:pPr>
             <w:r>
               <w:t xml:space="preserve">CPF: {{ presidente.cpf }}</w:t>
             </w:r>
@@ -1692,6 +1719,9 @@
             <w:tcW w:w="4025" w:type="dxa"/>
           </w:tcPr>
           <w:p>
+            <w:pPr>
+              <w:jc w:val="left"/>
+            </w:pPr>
             <w:r>
               <w:t xml:space="preserve">CPF: {{ rep.cpf }}</w:t>
             </w:r>
@@ -1732,6 +1762,9 @@
             <w:tcW w:w="5000" w:type="dxa"/>
           </w:tcPr>
           <w:p>
+            <w:pPr>
+              <w:jc w:val="left"/>
+            </w:pPr>
             <w:r>
               <w:t xml:space="preserve">______________________________</w:t>
             </w:r>
@@ -1742,6 +1775,9 @@
             <w:tcW w:w="4025" w:type="dxa"/>
           </w:tcPr>
           <w:p>
+            <w:pPr>
+              <w:jc w:val="left"/>
+            </w:pPr>
             <w:r>
               <w:t xml:space="preserve">______________________________</w:t>
             </w:r>
@@ -1757,6 +1793,9 @@
             <w:tcW w:w="5000" w:type="dxa"/>
           </w:tcPr>
           <w:p>
+            <w:pPr>
+              <w:jc w:val="left"/>
+            </w:pPr>
             <w:r>
               <w:t xml:space="preserve">TESTEMUNHA</w:t>
             </w:r>
@@ -1767,6 +1806,9 @@
             <w:tcW w:w="4025" w:type="dxa"/>
           </w:tcPr>
           <w:p>
+            <w:pPr>
+              <w:jc w:val="left"/>
+            </w:pPr>
             <w:r>
               <w:t xml:space="preserve">TESTEMUNHA</w:t>
             </w:r>
@@ -1782,6 +1824,9 @@
             <w:tcW w:w="5000" w:type="dxa"/>
           </w:tcPr>
           <w:p>
+            <w:pPr>
+              <w:jc w:val="left"/>
+            </w:pPr>
             <w:r>
               <w:rPr>
                 <w:i/>
@@ -1795,6 +1840,9 @@
             <w:tcW w:w="4025" w:type="dxa"/>
           </w:tcPr>
           <w:p>
+            <w:pPr>
+              <w:jc w:val="left"/>
+            </w:pPr>
             <w:r>
               <w:rPr>
                 <w:i/>
@@ -1813,6 +1861,9 @@
             <w:tcW w:w="5000" w:type="dxa"/>
           </w:tcPr>
           <w:p>
+            <w:pPr>
+              <w:jc w:val="left"/>
+            </w:pPr>
             <w:r>
               <w:rPr>
                 <w:i/>
@@ -1826,6 +1877,9 @@
             <w:tcW w:w="4025" w:type="dxa"/>
           </w:tcPr>
           <w:p>
+            <w:pPr>
+              <w:jc w:val="left"/>
+            </w:pPr>
             <w:r>
               <w:rPr>
                 <w:i/>
@@ -1869,11 +1923,17 @@
             <w:tcW w:w="5000" w:type="dxa"/>
           </w:tcPr>
           <w:p>
+            <w:pPr>
+              <w:jc w:val="left"/>
+            </w:pPr>
             <w:r>
               <w:t xml:space="preserve">______________________________</w:t>
             </w:r>
           </w:p>
           <w:p>
+            <w:pPr>
+              <w:jc w:val="left"/>
+            </w:pPr>
             <w:r>
               <w:t>{%tr if tem_segunda_testemunha %}</w:t>
             </w:r>
@@ -1884,6 +1944,9 @@
             <w:tcW w:w="4025" w:type="dxa"/>
           </w:tcPr>
           <w:p>
+            <w:pPr>
+              <w:jc w:val="left"/>
+            </w:pPr>
             <w:r>
               <w:t xml:space="preserve">______________________________</w:t>
             </w:r>
@@ -1899,6 +1962,9 @@
             <w:tcW w:w="5000" w:type="dxa"/>
           </w:tcPr>
           <w:p>
+            <w:pPr>
+              <w:jc w:val="left"/>
+            </w:pPr>
             <w:r>
               <w:t xml:space="preserve">TESTEMUNHA</w:t>
             </w:r>
@@ -1909,6 +1975,9 @@
             <w:tcW w:w="4025" w:type="dxa"/>
           </w:tcPr>
           <w:p>
+            <w:pPr>
+              <w:jc w:val="left"/>
+            </w:pPr>
             <w:r>
               <w:t xml:space="preserve">TESTEMUNHA</w:t>
             </w:r>
@@ -1924,6 +1993,9 @@
             <w:tcW w:w="5000" w:type="dxa"/>
           </w:tcPr>
           <w:p>
+            <w:pPr>
+              <w:jc w:val="left"/>
+            </w:pPr>
             <w:r>
               <w:rPr>
                 <w:i/>
@@ -1937,6 +2009,9 @@
             <w:tcW w:w="4025" w:type="dxa"/>
           </w:tcPr>
           <w:p>
+            <w:pPr>
+              <w:jc w:val="left"/>
+            </w:pPr>
             <w:r>
               <w:rPr>
                 <w:i/>
@@ -1955,6 +2030,9 @@
             <w:tcW w:w="5000" w:type="dxa"/>
           </w:tcPr>
           <w:p>
+            <w:pPr>
+              <w:jc w:val="left"/>
+            </w:pPr>
             <w:r>
               <w:rPr>
                 <w:i/>
@@ -1968,6 +2046,9 @@
             <w:tcW w:w="4025" w:type="dxa"/>
           </w:tcPr>
           <w:p>
+            <w:pPr>
+              <w:jc w:val="left"/>
+            </w:pPr>
             <w:r>
               <w:rPr>
                 <w:i/>
@@ -1976,6 +2057,9 @@
             </w:r>
           </w:p>
           <w:p>
+            <w:pPr>
+              <w:jc w:val="left"/>
+            </w:pPr>
             <w:r>
               <w:t>{%tr endif %}</w:t>
             </w:r>
